--- a/Topic 3/SLR 15 (Boolean).docx
+++ b/Topic 3/SLR 15 (Boolean).docx
@@ -199,6 +199,65 @@
             </a:graphic>
           </wp:inline>
         </w:drawing>
+      </w:r>
+    </w:p>
+    <w:p>
+      <w:r>
+        <w:t>2026</w:t>
+      </w:r>
+    </w:p>
+    <w:p>
+      <w:r>
+        <w:t>Purpose of a flip flop: Store the state of a bit</w:t>
+      </w:r>
+    </w:p>
+    <w:p>
+      <w:r>
+        <w:t xml:space="preserve">De morgans law: </w:t>
+      </w:r>
+      <w:proofErr w:type="gramStart"/>
+      <w:r>
+        <w:t>Not(</w:t>
+      </w:r>
+      <w:proofErr w:type="gramEnd"/>
+      <w:r>
+        <w:t>A and B) = Not A or Not B</w:t>
+      </w:r>
+    </w:p>
+    <w:p>
+      <w:r>
+        <w:t>Association: (A and B) and c = A and (B and C)</w:t>
+      </w:r>
+    </w:p>
+    <w:p>
+      <w:r>
+        <w:t>Commutativity: A and B = B and A</w:t>
+      </w:r>
+    </w:p>
+    <w:p>
+      <w:r>
+        <w:t>Distribution: A and (B or C) = (A and B) or (A and C)</w:t>
+      </w:r>
+    </w:p>
+    <w:p>
+      <w:r>
+        <w:t xml:space="preserve">Absorption: A and (A or </w:t>
+      </w:r>
+      <w:proofErr w:type="gramStart"/>
+      <w:r>
+        <w:t>B )</w:t>
+      </w:r>
+      <w:proofErr w:type="gramEnd"/>
+      <w:r>
+        <w:t xml:space="preserve"> = A    </w:t>
+      </w:r>
+      <w:proofErr w:type="spellStart"/>
+      <w:r>
+        <w:t>A</w:t>
+      </w:r>
+      <w:proofErr w:type="spellEnd"/>
+      <w:r>
+        <w:t xml:space="preserve"> or (A and B) = A  </w:t>
       </w:r>
     </w:p>
     <w:p/>
@@ -1428,6 +1487,15 @@
 </file>
 
 <file path=customXml/item1.xml><?xml version="1.0" encoding="utf-8"?>
+<?mso-contentType ?>
+<FormTemplates xmlns="http://schemas.microsoft.com/sharepoint/v3/contenttype/forms">
+  <Display>DocumentLibraryForm</Display>
+  <Edit>DocumentLibraryForm</Edit>
+  <New>DocumentLibraryForm</New>
+</FormTemplates>
+</file>
+
+<file path=customXml/item2.xml><?xml version="1.0" encoding="utf-8"?>
 <p:properties xmlns:p="http://schemas.microsoft.com/office/2006/metadata/properties" xmlns:xsi="http://www.w3.org/2001/XMLSchema-instance" xmlns:pc="http://schemas.microsoft.com/office/infopath/2007/PartnerControls">
   <documentManagement>
     <_activity xmlns="bc5cf917-a80e-46d5-bf3a-dd2192de5027" xsi:nil="true"/>
@@ -1435,7 +1503,7 @@
 </p:properties>
 </file>
 
-<file path=customXml/item2.xml><?xml version="1.0" encoding="utf-8"?>
+<file path=customXml/item3.xml><?xml version="1.0" encoding="utf-8"?>
 <ct:contentTypeSchema xmlns:ct="http://schemas.microsoft.com/office/2006/metadata/contentType" xmlns:ma="http://schemas.microsoft.com/office/2006/metadata/properties/metaAttributes" ct:_="" ma:_="" ma:contentTypeName="Document" ma:contentTypeID="0x010100F0E4AE73F5A9A141AFE562E8EA745709" ma:contentTypeVersion="10" ma:contentTypeDescription="Create a new document." ma:contentTypeScope="" ma:versionID="da37d2b28723d2e533992993f8047d51">
   <xsd:schema xmlns:xsd="http://www.w3.org/2001/XMLSchema" xmlns:xs="http://www.w3.org/2001/XMLSchema" xmlns:p="http://schemas.microsoft.com/office/2006/metadata/properties" xmlns:ns3="bc5cf917-a80e-46d5-bf3a-dd2192de5027" targetNamespace="http://schemas.microsoft.com/office/2006/metadata/properties" ma:root="true" ma:fieldsID="8d7b8db54e7c57f0b255b59f04a02c7d" ns3:_="">
     <xsd:import namespace="bc5cf917-a80e-46d5-bf3a-dd2192de5027"/>
@@ -1617,16 +1685,15 @@
 </ct:contentTypeSchema>
 </file>
 
-<file path=customXml/item3.xml><?xml version="1.0" encoding="utf-8"?>
-<?mso-contentType ?>
-<FormTemplates xmlns="http://schemas.microsoft.com/sharepoint/v3/contenttype/forms">
-  <Display>DocumentLibraryForm</Display>
-  <Edit>DocumentLibraryForm</Edit>
-  <New>DocumentLibraryForm</New>
-</FormTemplates>
+<file path=customXml/itemProps1.xml><?xml version="1.0" encoding="utf-8"?>
+<ds:datastoreItem xmlns:ds="http://schemas.openxmlformats.org/officeDocument/2006/customXml" ds:itemID="{6F6F2801-2C23-4156-BA3E-F7FD8815ACCB}">
+  <ds:schemaRefs>
+    <ds:schemaRef ds:uri="http://schemas.microsoft.com/sharepoint/v3/contenttype/forms"/>
+  </ds:schemaRefs>
+</ds:datastoreItem>
 </file>
 
-<file path=customXml/itemProps1.xml><?xml version="1.0" encoding="utf-8"?>
+<file path=customXml/itemProps2.xml><?xml version="1.0" encoding="utf-8"?>
 <ds:datastoreItem xmlns:ds="http://schemas.openxmlformats.org/officeDocument/2006/customXml" ds:itemID="{2E109D16-7E94-4AE0-AA40-2A862EE6EA4A}">
   <ds:schemaRefs>
     <ds:schemaRef ds:uri="http://schemas.microsoft.com/office/2006/metadata/properties"/>
@@ -1636,7 +1703,7 @@
 </ds:datastoreItem>
 </file>
 
-<file path=customXml/itemProps2.xml><?xml version="1.0" encoding="utf-8"?>
+<file path=customXml/itemProps3.xml><?xml version="1.0" encoding="utf-8"?>
 <ds:datastoreItem xmlns:ds="http://schemas.openxmlformats.org/officeDocument/2006/customXml" ds:itemID="{E84085DF-9617-4C91-BAAF-E2A5057BD9AC}">
   <ds:schemaRefs>
     <ds:schemaRef ds:uri="http://schemas.microsoft.com/office/2006/metadata/contentType"/>
@@ -1652,12 +1719,4 @@
     <ds:schemaRef ds:uri="http://schemas.microsoft.com/internal/obd"/>
   </ds:schemaRefs>
 </ds:datastoreItem>
-</file>
-
-<file path=customXml/itemProps3.xml><?xml version="1.0" encoding="utf-8"?>
-<ds:datastoreItem xmlns:ds="http://schemas.openxmlformats.org/officeDocument/2006/customXml" ds:itemID="{6F6F2801-2C23-4156-BA3E-F7FD8815ACCB}">
-  <ds:schemaRefs>
-    <ds:schemaRef ds:uri="http://schemas.microsoft.com/sharepoint/v3/contenttype/forms"/>
-  </ds:schemaRefs>
-</ds:datastoreItem>
 </file>